--- a/입사지원서.docx
+++ b/입사지원서.docx
@@ -4,6 +4,19 @@
   <w:body>
     <w:bookmarkStart w:id="_top" w:name="_top"/>
     <w:bookmarkEnd w:id="_top"/>
+    <w:p>
+      <w:pPr>
+        <w:pStyle w:val="0"/>
+        <w:rPr/>
+        <w:widowControl w:val="off"/>
+        <w:pBdr>
+          <w:bottom w:val="single" w:color="263a53" w:sz="14" w:space="1"/>
+        </w:pBdr>
+        <w:spacing w:before="40"/>
+      </w:pPr>
+      <w:bookmarkStart w:id="0" w:name="_top"/>
+      <w:bookmarkEnd w:id="0"/>
+    </w:p>
     <w:tbl>
       <w:tblPr>
         <w:tblOverlap w:val="never"/>
@@ -37,6 +50,7 @@
               <w:bottom w:val="none" w:color="000000" w:sz="2"/>
               <w:right w:val="none" w:color="000000" w:sz="2"/>
             </w:tcBorders>
+            <w:shd w:val="clear" w:fill="ffffff"/>
             <w:tcMar>
               <w:top w:w="0" w:type="dxa"/>
               <w:left w:w="0" w:type="dxa"/>
@@ -59,6 +73,7 @@
             </w:pPr>
             <w:r>
               <w:rPr>
+                <w:rFonts w:ascii="Arial" w:hAnsi="Arial" w:eastAsia="Malgun Gothic"/>
                 <w:b/>
                 <w:color w:val="263a53"/>
                 <w:sz w:val="16"/>
@@ -80,6 +95,7 @@
             </w:pPr>
             <w:r>
               <w:rPr>
+                <w:rFonts w:ascii="Arial" w:hAnsi="Arial" w:eastAsia="Malgun Gothic"/>
                 <w:b/>
                 <w:color w:val="1f2933"/>
                 <w:sz w:val="50"/>
@@ -100,6 +116,7 @@
             </w:pPr>
             <w:r>
               <w:rPr>
+                <w:rFonts w:ascii="Arial" w:hAnsi="Arial" w:eastAsia="Malgun Gothic"/>
                 <w:color w:val="68737d"/>
                 <w:sz w:val="22"/>
               </w:rPr>
@@ -119,6 +136,7 @@
             </w:pPr>
             <w:r>
               <w:rPr>
+                <w:rFonts w:ascii="Arial" w:hAnsi="Arial" w:eastAsia="Malgun Gothic"/>
                 <w:b/>
                 <w:color w:val="68737d"/>
                 <w:sz w:val="16"/>
@@ -127,6 +145,7 @@
             </w:r>
             <w:r>
               <w:rPr>
+                <w:rFonts w:ascii="Arial" w:hAnsi="Arial" w:eastAsia="Malgun Gothic"/>
                 <w:color w:val="1f2933"/>
                 <w:sz w:val="18"/>
               </w:rPr>
@@ -134,6 +153,7 @@
             </w:r>
             <w:r>
               <w:rPr>
+                <w:rFonts w:ascii="Arial" w:hAnsi="Arial" w:eastAsia="Malgun Gothic"/>
                 <w:b/>
                 <w:color w:val="68737d"/>
                 <w:sz w:val="16"/>
@@ -142,6 +162,7 @@
             </w:r>
             <w:r>
               <w:rPr>
+                <w:rFonts w:ascii="Arial" w:hAnsi="Arial" w:eastAsia="Malgun Gothic"/>
                 <w:color w:val="1f2933"/>
                 <w:sz w:val="18"/>
               </w:rPr>
@@ -160,6 +181,7 @@
             </w:pPr>
             <w:r>
               <w:rPr>
+                <w:rFonts w:ascii="Arial" w:hAnsi="Arial" w:eastAsia="Malgun Gothic"/>
                 <w:b/>
                 <w:color w:val="68737d"/>
                 <w:sz w:val="16"/>
@@ -168,6 +190,7 @@
             </w:r>
             <w:r>
               <w:rPr>
+                <w:rFonts w:ascii="Arial" w:hAnsi="Arial" w:eastAsia="Malgun Gothic"/>
                 <w:color w:val="1f2933"/>
                 <w:sz w:val="18"/>
               </w:rPr>
@@ -184,6 +207,7 @@
               <w:bottom w:val="none" w:color="000000" w:sz="2"/>
               <w:right w:val="none" w:color="000000" w:sz="2"/>
             </w:tcBorders>
+            <w:shd w:val="clear" w:fill="ffffff"/>
             <w:tcMar>
               <w:top w:w="0" w:type="dxa"/>
               <w:left w:w="0" w:type="dxa"/>
@@ -205,17 +229,17 @@
                 <wp:inline distT="0" distB="0" distL="0" distR="0">
                   <wp:extent cx="1079881" cy="1391666"/>
                   <wp:effectExtent l="0" t="0" r="0" b="0"/>
-                  <wp:docPr id="2" name="그림 2"/>
+                  <wp:docPr id="1" name="그림 1"/>
                   <wp:cNvGraphicFramePr/>
                   <a:graphic>
                     <a:graphicData uri="http://schemas.openxmlformats.org/drawingml/2006/picture">
                       <pic:pic>
                         <pic:nvPicPr>
-                          <pic:cNvPr id="0" name="C:\Users\김경식\AppData\Local\Temp\Hnc\BinData\EMB000005c04525.jpeg"/>
+                          <pic:cNvPr id="0" name="C:\Users\김경식\AppData\Local\Temp\Hnc\BinData\EMB00002ac859e1.jpeg"/>
                           <pic:cNvPicPr/>
                         </pic:nvPicPr>
                         <pic:blipFill>
-                          <a:blip r:embed="rId2"/>
+                          <a:blip r:embed="rId3"/>
                           <a:stretch>
                             <a:fillRect/>
                           </a:stretch>
@@ -243,17 +267,6 @@
     <w:p>
       <w:pPr>
         <w:pStyle w:val="0"/>
-        <w:rPr/>
-        <w:widowControl w:val="off"/>
-        <w:pBdr>
-          <w:bottom w:val="single" w:color="263a53" w:sz="14" w:space="1"/>
-        </w:pBdr>
-        <w:spacing w:before="40"/>
-      </w:pPr>
-    </w:p>
-    <w:p>
-      <w:pPr>
-        <w:pStyle w:val="0"/>
         <w:rPr>
           <w:b/>
           <w:color w:val="263a53"/>
@@ -268,6 +281,7 @@
       </w:pPr>
       <w:r>
         <w:rPr>
+          <w:rFonts w:ascii="Arial" w:hAnsi="Arial" w:eastAsia="Malgun Gothic"/>
           <w:b/>
           <w:color w:val="263a53"/>
           <w:sz w:val="18"/>
@@ -308,6 +322,7 @@
               <w:bottom w:val="none" w:color="000000" w:sz="2"/>
               <w:right w:val="none" w:color="000000" w:sz="2"/>
             </w:tcBorders>
+            <w:shd w:val="clear" w:fill="ffffff"/>
             <w:tcMar>
               <w:top w:w="18" w:type="dxa"/>
               <w:left w:w="0" w:type="dxa"/>
@@ -330,6 +345,7 @@
             </w:pPr>
             <w:r>
               <w:rPr>
+                <w:rFonts w:ascii="Arial" w:hAnsi="Arial" w:eastAsia="Malgun Gothic"/>
                 <w:b/>
                 <w:color w:val="68737d"/>
                 <w:sz w:val="16"/>
@@ -347,6 +363,7 @@
               <w:bottom w:val="none" w:color="000000" w:sz="2"/>
               <w:right w:val="none" w:color="000000" w:sz="2"/>
             </w:tcBorders>
+            <w:shd w:val="clear" w:fill="ffffff"/>
             <w:tcMar>
               <w:top w:w="18" w:type="dxa"/>
               <w:left w:w="0" w:type="dxa"/>
@@ -368,6 +385,7 @@
             </w:pPr>
             <w:r>
               <w:rPr>
+                <w:rFonts w:ascii="Arial" w:hAnsi="Arial" w:eastAsia="Malgun Gothic"/>
                 <w:color w:val="1f2933"/>
                 <w:sz w:val="18"/>
               </w:rPr>
@@ -384,6 +402,7 @@
               <w:bottom w:val="none" w:color="000000" w:sz="2"/>
               <w:right w:val="none" w:color="000000" w:sz="2"/>
             </w:tcBorders>
+            <w:shd w:val="clear" w:fill="ffffff"/>
             <w:tcMar>
               <w:top w:w="18" w:type="dxa"/>
               <w:left w:w="0" w:type="dxa"/>
@@ -406,6 +425,7 @@
             </w:pPr>
             <w:r>
               <w:rPr>
+                <w:rFonts w:ascii="Arial" w:hAnsi="Arial" w:eastAsia="Malgun Gothic"/>
                 <w:b/>
                 <w:color w:val="68737d"/>
                 <w:sz w:val="16"/>
@@ -423,6 +443,7 @@
               <w:bottom w:val="none" w:color="000000" w:sz="2"/>
               <w:right w:val="none" w:color="000000" w:sz="2"/>
             </w:tcBorders>
+            <w:shd w:val="clear" w:fill="ffffff"/>
             <w:tcMar>
               <w:top w:w="18" w:type="dxa"/>
               <w:left w:w="0" w:type="dxa"/>
@@ -444,6 +465,7 @@
             </w:pPr>
             <w:r>
               <w:rPr>
+                <w:rFonts w:ascii="Arial" w:hAnsi="Arial" w:eastAsia="Malgun Gothic"/>
                 <w:color w:val="1f2933"/>
                 <w:sz w:val="18"/>
               </w:rPr>
@@ -465,6 +487,7 @@
               <w:bottom w:val="none" w:color="000000" w:sz="2"/>
               <w:right w:val="none" w:color="000000" w:sz="2"/>
             </w:tcBorders>
+            <w:shd w:val="clear" w:fill="ffffff"/>
             <w:tcMar>
               <w:top w:w="18" w:type="dxa"/>
               <w:left w:w="0" w:type="dxa"/>
@@ -487,6 +510,7 @@
             </w:pPr>
             <w:r>
               <w:rPr>
+                <w:rFonts w:ascii="Arial" w:hAnsi="Arial" w:eastAsia="Malgun Gothic"/>
                 <w:b/>
                 <w:color w:val="68737d"/>
                 <w:sz w:val="16"/>
@@ -504,6 +528,7 @@
               <w:bottom w:val="none" w:color="000000" w:sz="2"/>
               <w:right w:val="none" w:color="000000" w:sz="2"/>
             </w:tcBorders>
+            <w:shd w:val="clear" w:fill="ffffff"/>
             <w:tcMar>
               <w:top w:w="18" w:type="dxa"/>
               <w:left w:w="0" w:type="dxa"/>
@@ -525,6 +550,7 @@
             </w:pPr>
             <w:r>
               <w:rPr>
+                <w:rFonts w:ascii="Arial" w:hAnsi="Arial" w:eastAsia="Malgun Gothic"/>
                 <w:color w:val="1f2933"/>
                 <w:sz w:val="18"/>
               </w:rPr>
@@ -541,6 +567,7 @@
               <w:bottom w:val="none" w:color="000000" w:sz="2"/>
               <w:right w:val="none" w:color="000000" w:sz="2"/>
             </w:tcBorders>
+            <w:shd w:val="clear" w:fill="ffffff"/>
             <w:tcMar>
               <w:top w:w="18" w:type="dxa"/>
               <w:left w:w="0" w:type="dxa"/>
@@ -563,6 +590,7 @@
             </w:pPr>
             <w:r>
               <w:rPr>
+                <w:rFonts w:ascii="Arial" w:hAnsi="Arial" w:eastAsia="Malgun Gothic"/>
                 <w:b/>
                 <w:color w:val="68737d"/>
                 <w:sz w:val="16"/>
@@ -580,6 +608,7 @@
               <w:bottom w:val="none" w:color="000000" w:sz="2"/>
               <w:right w:val="none" w:color="000000" w:sz="2"/>
             </w:tcBorders>
+            <w:shd w:val="clear" w:fill="ffffff"/>
             <w:tcMar>
               <w:top w:w="18" w:type="dxa"/>
               <w:left w:w="0" w:type="dxa"/>
@@ -601,6 +630,7 @@
             </w:pPr>
             <w:r>
               <w:rPr>
+                <w:rFonts w:ascii="Arial" w:hAnsi="Arial" w:eastAsia="Malgun Gothic"/>
                 <w:color w:val="1f2933"/>
                 <w:sz w:val="18"/>
               </w:rPr>
@@ -622,6 +652,7 @@
               <w:bottom w:val="none" w:color="000000" w:sz="2"/>
               <w:right w:val="none" w:color="000000" w:sz="2"/>
             </w:tcBorders>
+            <w:shd w:val="clear" w:fill="ffffff"/>
             <w:tcMar>
               <w:top w:w="18" w:type="dxa"/>
               <w:left w:w="0" w:type="dxa"/>
@@ -644,6 +675,7 @@
             </w:pPr>
             <w:r>
               <w:rPr>
+                <w:rFonts w:ascii="Arial" w:hAnsi="Arial" w:eastAsia="Malgun Gothic"/>
                 <w:b/>
                 <w:color w:val="68737d"/>
                 <w:sz w:val="16"/>
@@ -661,6 +693,7 @@
               <w:bottom w:val="none" w:color="000000" w:sz="2"/>
               <w:right w:val="none" w:color="000000" w:sz="2"/>
             </w:tcBorders>
+            <w:shd w:val="clear" w:fill="ffffff"/>
             <w:tcMar>
               <w:top w:w="18" w:type="dxa"/>
               <w:left w:w="0" w:type="dxa"/>
@@ -682,6 +715,7 @@
             </w:pPr>
             <w:r>
               <w:rPr>
+                <w:rFonts w:ascii="Arial" w:hAnsi="Arial" w:eastAsia="Malgun Gothic"/>
                 <w:color w:val="1f2933"/>
                 <w:sz w:val="18"/>
               </w:rPr>
@@ -698,6 +732,7 @@
               <w:bottom w:val="none" w:color="000000" w:sz="2"/>
               <w:right w:val="none" w:color="000000" w:sz="2"/>
             </w:tcBorders>
+            <w:shd w:val="clear" w:fill="ffffff"/>
             <w:tcMar>
               <w:top w:w="18" w:type="dxa"/>
               <w:left w:w="0" w:type="dxa"/>
@@ -720,6 +755,7 @@
             </w:pPr>
             <w:r>
               <w:rPr>
+                <w:rFonts w:ascii="Arial" w:hAnsi="Arial" w:eastAsia="Malgun Gothic"/>
                 <w:b/>
                 <w:color w:val="68737d"/>
                 <w:sz w:val="16"/>
@@ -737,6 +773,7 @@
               <w:bottom w:val="none" w:color="000000" w:sz="2"/>
               <w:right w:val="none" w:color="000000" w:sz="2"/>
             </w:tcBorders>
+            <w:shd w:val="clear" w:fill="ffffff"/>
             <w:tcMar>
               <w:top w:w="18" w:type="dxa"/>
               <w:left w:w="0" w:type="dxa"/>
@@ -758,6 +795,7 @@
             </w:pPr>
             <w:r>
               <w:rPr>
+                <w:rFonts w:ascii="Arial" w:hAnsi="Arial" w:eastAsia="Malgun Gothic"/>
                 <w:color w:val="1f2933"/>
                 <w:sz w:val="18"/>
               </w:rPr>
@@ -779,6 +817,7 @@
               <w:bottom w:val="none" w:color="000000" w:sz="2"/>
               <w:right w:val="none" w:color="000000" w:sz="2"/>
             </w:tcBorders>
+            <w:shd w:val="clear" w:fill="ffffff"/>
             <w:tcMar>
               <w:top w:w="18" w:type="dxa"/>
               <w:left w:w="0" w:type="dxa"/>
@@ -801,6 +840,7 @@
             </w:pPr>
             <w:r>
               <w:rPr>
+                <w:rFonts w:ascii="Arial" w:hAnsi="Arial" w:eastAsia="Malgun Gothic"/>
                 <w:b/>
                 <w:color w:val="68737d"/>
                 <w:sz w:val="16"/>
@@ -818,6 +858,7 @@
               <w:bottom w:val="none" w:color="000000" w:sz="2"/>
               <w:right w:val="none" w:color="000000" w:sz="2"/>
             </w:tcBorders>
+            <w:shd w:val="clear" w:fill="ffffff"/>
             <w:tcMar>
               <w:top w:w="18" w:type="dxa"/>
               <w:left w:w="0" w:type="dxa"/>
@@ -839,6 +880,7 @@
             </w:pPr>
             <w:r>
               <w:rPr>
+                <w:rFonts w:ascii="Arial" w:hAnsi="Arial" w:eastAsia="Malgun Gothic"/>
                 <w:color w:val="1f2933"/>
                 <w:sz w:val="18"/>
               </w:rPr>
@@ -855,6 +897,7 @@
               <w:bottom w:val="none" w:color="000000" w:sz="2"/>
               <w:right w:val="none" w:color="000000" w:sz="2"/>
             </w:tcBorders>
+            <w:shd w:val="clear" w:fill="ffffff"/>
             <w:tcMar>
               <w:top w:w="18" w:type="dxa"/>
               <w:left w:w="0" w:type="dxa"/>
@@ -882,6 +925,7 @@
               <w:bottom w:val="none" w:color="000000" w:sz="2"/>
               <w:right w:val="none" w:color="000000" w:sz="2"/>
             </w:tcBorders>
+            <w:shd w:val="clear" w:fill="ffffff"/>
             <w:tcMar>
               <w:top w:w="18" w:type="dxa"/>
               <w:left w:w="0" w:type="dxa"/>
@@ -919,6 +963,7 @@
       </w:pPr>
       <w:r>
         <w:rPr>
+          <w:rFonts w:ascii="Arial" w:hAnsi="Arial" w:eastAsia="Malgun Gothic"/>
           <w:b/>
           <w:color w:val="263a53"/>
           <w:sz w:val="18"/>
@@ -959,6 +1004,7 @@
               <w:bottom w:val="none" w:color="000000" w:sz="2"/>
               <w:right w:val="none" w:color="000000" w:sz="2"/>
             </w:tcBorders>
+            <w:shd w:val="clear" w:fill="ffffff"/>
             <w:tcMar>
               <w:top w:w="20" w:type="dxa"/>
               <w:left w:w="0" w:type="dxa"/>
@@ -980,6 +1026,7 @@
             </w:pPr>
             <w:r>
               <w:rPr>
+                <w:rFonts w:ascii="Arial" w:hAnsi="Arial" w:eastAsia="Malgun Gothic"/>
                 <w:color w:val="68737d"/>
                 <w:sz w:val="18"/>
               </w:rPr>
@@ -996,6 +1043,7 @@
               <w:bottom w:val="none" w:color="000000" w:sz="2"/>
               <w:right w:val="none" w:color="000000" w:sz="2"/>
             </w:tcBorders>
+            <w:shd w:val="clear" w:fill="ffffff"/>
             <w:tcMar>
               <w:top w:w="20" w:type="dxa"/>
               <w:left w:w="0" w:type="dxa"/>
@@ -1017,6 +1065,7 @@
             </w:pPr>
             <w:r>
               <w:rPr>
+                <w:rFonts w:ascii="Arial" w:hAnsi="Arial" w:eastAsia="Malgun Gothic"/>
                 <w:b/>
                 <w:color w:val="1f2933"/>
                 <w:sz w:val="18"/>
@@ -1025,6 +1074,7 @@
             </w:r>
             <w:r>
               <w:rPr>
+                <w:rFonts w:ascii="Arial" w:hAnsi="Arial" w:eastAsia="Malgun Gothic"/>
                 <w:color w:val="1f2933"/>
                 <w:sz w:val="18"/>
               </w:rPr>
@@ -1041,6 +1091,7 @@
               <w:bottom w:val="none" w:color="000000" w:sz="2"/>
               <w:right w:val="none" w:color="000000" w:sz="2"/>
             </w:tcBorders>
+            <w:shd w:val="clear" w:fill="ffffff"/>
             <w:tcMar>
               <w:top w:w="20" w:type="dxa"/>
               <w:left w:w="0" w:type="dxa"/>
@@ -1063,6 +1114,7 @@
             </w:pPr>
             <w:r>
               <w:rPr>
+                <w:rFonts w:ascii="Arial" w:hAnsi="Arial" w:eastAsia="Malgun Gothic"/>
                 <w:color w:val="68737d"/>
                 <w:sz w:val="18"/>
               </w:rPr>
@@ -1084,6 +1136,7 @@
               <w:bottom w:val="none" w:color="000000" w:sz="2"/>
               <w:right w:val="none" w:color="000000" w:sz="2"/>
             </w:tcBorders>
+            <w:shd w:val="clear" w:fill="ffffff"/>
             <w:tcMar>
               <w:top w:w="20" w:type="dxa"/>
               <w:left w:w="0" w:type="dxa"/>
@@ -1105,6 +1158,7 @@
             </w:pPr>
             <w:r>
               <w:rPr>
+                <w:rFonts w:ascii="Arial" w:hAnsi="Arial" w:eastAsia="Malgun Gothic"/>
                 <w:color w:val="68737d"/>
                 <w:sz w:val="18"/>
               </w:rPr>
@@ -1121,6 +1175,7 @@
               <w:bottom w:val="none" w:color="000000" w:sz="2"/>
               <w:right w:val="none" w:color="000000" w:sz="2"/>
             </w:tcBorders>
+            <w:shd w:val="clear" w:fill="ffffff"/>
             <w:tcMar>
               <w:top w:w="20" w:type="dxa"/>
               <w:left w:w="0" w:type="dxa"/>
@@ -1143,6 +1198,7 @@
             </w:pPr>
             <w:r>
               <w:rPr>
+                <w:rFonts w:ascii="Arial" w:hAnsi="Arial" w:eastAsia="Malgun Gothic"/>
                 <w:b/>
                 <w:color w:val="1f2933"/>
                 <w:sz w:val="18"/>
@@ -1160,6 +1216,7 @@
               <w:bottom w:val="none" w:color="000000" w:sz="2"/>
               <w:right w:val="none" w:color="000000" w:sz="2"/>
             </w:tcBorders>
+            <w:shd w:val="clear" w:fill="ffffff"/>
             <w:tcMar>
               <w:top w:w="20" w:type="dxa"/>
               <w:left w:w="0" w:type="dxa"/>
@@ -1198,6 +1255,7 @@
       </w:pPr>
       <w:r>
         <w:rPr>
+          <w:rFonts w:ascii="Arial" w:hAnsi="Arial" w:eastAsia="Malgun Gothic"/>
           <w:b/>
           <w:color w:val="263a53"/>
           <w:sz w:val="18"/>
@@ -1238,6 +1296,7 @@
               <w:bottom w:val="none" w:color="000000" w:sz="2"/>
               <w:right w:val="none" w:color="000000" w:sz="2"/>
             </w:tcBorders>
+            <w:shd w:val="clear" w:fill="ffffff"/>
             <w:tcMar>
               <w:top w:w="20" w:type="dxa"/>
               <w:left w:w="0" w:type="dxa"/>
@@ -1259,6 +1318,7 @@
             </w:pPr>
             <w:r>
               <w:rPr>
+                <w:rFonts w:ascii="Arial" w:hAnsi="Arial" w:eastAsia="Malgun Gothic"/>
                 <w:color w:val="68737d"/>
                 <w:sz w:val="18"/>
               </w:rPr>
@@ -1275,6 +1335,7 @@
               <w:bottom w:val="none" w:color="000000" w:sz="2"/>
               <w:right w:val="none" w:color="000000" w:sz="2"/>
             </w:tcBorders>
+            <w:shd w:val="clear" w:fill="ffffff"/>
             <w:tcMar>
               <w:top w:w="20" w:type="dxa"/>
               <w:left w:w="0" w:type="dxa"/>
@@ -1296,6 +1357,7 @@
             </w:pPr>
             <w:r>
               <w:rPr>
+                <w:rFonts w:ascii="Arial" w:hAnsi="Arial" w:eastAsia="Malgun Gothic"/>
                 <w:b/>
                 <w:color w:val="1f2933"/>
                 <w:sz w:val="18"/>
@@ -1304,6 +1366,7 @@
             </w:r>
             <w:r>
               <w:rPr>
+                <w:rFonts w:ascii="Arial" w:hAnsi="Arial" w:eastAsia="Malgun Gothic"/>
                 <w:color w:val="1f2933"/>
                 <w:sz w:val="18"/>
               </w:rPr>
@@ -1320,6 +1383,7 @@
               <w:bottom w:val="none" w:color="000000" w:sz="2"/>
               <w:right w:val="none" w:color="000000" w:sz="2"/>
             </w:tcBorders>
+            <w:shd w:val="clear" w:fill="ffffff"/>
             <w:tcMar>
               <w:top w:w="20" w:type="dxa"/>
               <w:left w:w="0" w:type="dxa"/>
@@ -1342,6 +1406,7 @@
             </w:pPr>
             <w:r>
               <w:rPr>
+                <w:rFonts w:ascii="Arial" w:hAnsi="Arial" w:eastAsia="Malgun Gothic"/>
                 <w:color w:val="68737d"/>
                 <w:sz w:val="18"/>
               </w:rPr>
@@ -1363,6 +1428,7 @@
               <w:bottom w:val="none" w:color="000000" w:sz="2"/>
               <w:right w:val="none" w:color="000000" w:sz="2"/>
             </w:tcBorders>
+            <w:shd w:val="clear" w:fill="ffffff"/>
             <w:tcMar>
               <w:top w:w="20" w:type="dxa"/>
               <w:left w:w="0" w:type="dxa"/>
@@ -1384,6 +1450,7 @@
             </w:pPr>
             <w:r>
               <w:rPr>
+                <w:rFonts w:ascii="Arial" w:hAnsi="Arial" w:eastAsia="Malgun Gothic"/>
                 <w:color w:val="68737d"/>
                 <w:sz w:val="18"/>
               </w:rPr>
@@ -1400,6 +1467,7 @@
               <w:bottom w:val="none" w:color="000000" w:sz="2"/>
               <w:right w:val="none" w:color="000000" w:sz="2"/>
             </w:tcBorders>
+            <w:shd w:val="clear" w:fill="ffffff"/>
             <w:tcMar>
               <w:top w:w="20" w:type="dxa"/>
               <w:left w:w="0" w:type="dxa"/>
@@ -1421,6 +1489,7 @@
             </w:pPr>
             <w:r>
               <w:rPr>
+                <w:rFonts w:ascii="Arial" w:hAnsi="Arial" w:eastAsia="Malgun Gothic"/>
                 <w:b/>
                 <w:color w:val="1f2933"/>
                 <w:sz w:val="18"/>
@@ -1429,6 +1498,7 @@
             </w:r>
             <w:r>
               <w:rPr>
+                <w:rFonts w:ascii="Arial" w:hAnsi="Arial" w:eastAsia="Malgun Gothic"/>
                 <w:color w:val="1f2933"/>
                 <w:sz w:val="18"/>
               </w:rPr>
@@ -1445,6 +1515,7 @@
               <w:bottom w:val="none" w:color="000000" w:sz="2"/>
               <w:right w:val="none" w:color="000000" w:sz="2"/>
             </w:tcBorders>
+            <w:shd w:val="clear" w:fill="ffffff"/>
             <w:tcMar>
               <w:top w:w="20" w:type="dxa"/>
               <w:left w:w="0" w:type="dxa"/>
@@ -1467,6 +1538,7 @@
             </w:pPr>
             <w:r>
               <w:rPr>
+                <w:rFonts w:ascii="Arial" w:hAnsi="Arial" w:eastAsia="Malgun Gothic"/>
                 <w:color w:val="68737d"/>
                 <w:sz w:val="18"/>
               </w:rPr>
@@ -1493,6 +1565,7 @@
       </w:pPr>
       <w:r>
         <w:rPr>
+          <w:rFonts w:ascii="Arial" w:hAnsi="Arial" w:eastAsia="Malgun Gothic"/>
           <w:b/>
           <w:color w:val="263a53"/>
           <w:sz w:val="18"/>
@@ -1533,6 +1606,7 @@
               <w:bottom w:val="none" w:color="000000" w:sz="2"/>
               <w:right w:val="none" w:color="000000" w:sz="2"/>
             </w:tcBorders>
+            <w:shd w:val="clear" w:fill="ffffff"/>
             <w:tcMar>
               <w:top w:w="20" w:type="dxa"/>
               <w:left w:w="0" w:type="dxa"/>
@@ -1554,6 +1628,7 @@
             </w:pPr>
             <w:r>
               <w:rPr>
+                <w:rFonts w:ascii="Arial" w:hAnsi="Arial" w:eastAsia="Malgun Gothic"/>
                 <w:color w:val="68737d"/>
                 <w:sz w:val="18"/>
               </w:rPr>
@@ -1570,6 +1645,7 @@
               <w:bottom w:val="none" w:color="000000" w:sz="2"/>
               <w:right w:val="none" w:color="000000" w:sz="2"/>
             </w:tcBorders>
+            <w:shd w:val="clear" w:fill="ffffff"/>
             <w:tcMar>
               <w:top w:w="20" w:type="dxa"/>
               <w:left w:w="0" w:type="dxa"/>
@@ -1592,6 +1668,7 @@
             </w:pPr>
             <w:r>
               <w:rPr>
+                <w:rFonts w:ascii="Arial" w:hAnsi="Arial" w:eastAsia="Malgun Gothic"/>
                 <w:b/>
                 <w:color w:val="1f2933"/>
                 <w:sz w:val="18"/>
@@ -1609,6 +1686,7 @@
               <w:bottom w:val="none" w:color="000000" w:sz="2"/>
               <w:right w:val="none" w:color="000000" w:sz="2"/>
             </w:tcBorders>
+            <w:shd w:val="clear" w:fill="ffffff"/>
             <w:tcMar>
               <w:top w:w="20" w:type="dxa"/>
               <w:left w:w="0" w:type="dxa"/>
@@ -1642,6 +1720,7 @@
               <w:bottom w:val="none" w:color="000000" w:sz="2"/>
               <w:right w:val="none" w:color="000000" w:sz="2"/>
             </w:tcBorders>
+            <w:shd w:val="clear" w:fill="ffffff"/>
             <w:tcMar>
               <w:top w:w="20" w:type="dxa"/>
               <w:left w:w="0" w:type="dxa"/>
@@ -1663,6 +1742,7 @@
             </w:pPr>
             <w:r>
               <w:rPr>
+                <w:rFonts w:ascii="Arial" w:hAnsi="Arial" w:eastAsia="Malgun Gothic"/>
                 <w:color w:val="68737d"/>
                 <w:sz w:val="18"/>
               </w:rPr>
@@ -1679,6 +1759,7 @@
               <w:bottom w:val="none" w:color="000000" w:sz="2"/>
               <w:right w:val="none" w:color="000000" w:sz="2"/>
             </w:tcBorders>
+            <w:shd w:val="clear" w:fill="ffffff"/>
             <w:tcMar>
               <w:top w:w="20" w:type="dxa"/>
               <w:left w:w="0" w:type="dxa"/>
@@ -1701,6 +1782,7 @@
             </w:pPr>
             <w:r>
               <w:rPr>
+                <w:rFonts w:ascii="Arial" w:hAnsi="Arial" w:eastAsia="Malgun Gothic"/>
                 <w:b/>
                 <w:color w:val="1f2933"/>
                 <w:sz w:val="18"/>
@@ -1718,6 +1800,7 @@
               <w:bottom w:val="none" w:color="000000" w:sz="2"/>
               <w:right w:val="none" w:color="000000" w:sz="2"/>
             </w:tcBorders>
+            <w:shd w:val="clear" w:fill="ffffff"/>
             <w:tcMar>
               <w:top w:w="20" w:type="dxa"/>
               <w:left w:w="0" w:type="dxa"/>
@@ -1751,6 +1834,7 @@
               <w:bottom w:val="none" w:color="000000" w:sz="2"/>
               <w:right w:val="none" w:color="000000" w:sz="2"/>
             </w:tcBorders>
+            <w:shd w:val="clear" w:fill="ffffff"/>
             <w:tcMar>
               <w:top w:w="20" w:type="dxa"/>
               <w:left w:w="0" w:type="dxa"/>
@@ -1778,6 +1862,7 @@
               <w:bottom w:val="none" w:color="000000" w:sz="2"/>
               <w:right w:val="none" w:color="000000" w:sz="2"/>
             </w:tcBorders>
+            <w:shd w:val="clear" w:fill="ffffff"/>
             <w:tcMar>
               <w:top w:w="20" w:type="dxa"/>
               <w:left w:w="0" w:type="dxa"/>
@@ -1799,6 +1884,7 @@
             </w:pPr>
             <w:r>
               <w:rPr>
+                <w:rFonts w:ascii="Arial" w:hAnsi="Arial" w:eastAsia="Malgun Gothic"/>
                 <w:b/>
                 <w:color w:val="1f2933"/>
                 <w:sz w:val="18"/>
@@ -1807,6 +1893,7 @@
             </w:r>
             <w:r>
               <w:rPr>
+                <w:rFonts w:ascii="Arial" w:hAnsi="Arial" w:eastAsia="Malgun Gothic"/>
                 <w:color w:val="1f2933"/>
                 <w:sz w:val="18"/>
               </w:rPr>
@@ -1823,6 +1910,7 @@
               <w:bottom w:val="none" w:color="000000" w:sz="2"/>
               <w:right w:val="none" w:color="000000" w:sz="2"/>
             </w:tcBorders>
+            <w:shd w:val="clear" w:fill="ffffff"/>
             <w:tcMar>
               <w:top w:w="20" w:type="dxa"/>
               <w:left w:w="0" w:type="dxa"/>
@@ -1861,6 +1949,7 @@
       </w:pPr>
       <w:r>
         <w:rPr>
+          <w:rFonts w:ascii="Arial" w:hAnsi="Arial" w:eastAsia="Malgun Gothic"/>
           <w:b/>
           <w:color w:val="263a53"/>
           <w:sz w:val="18"/>
@@ -1901,6 +1990,7 @@
               <w:bottom w:val="none" w:color="000000" w:sz="2"/>
               <w:right w:val="none" w:color="000000" w:sz="2"/>
             </w:tcBorders>
+            <w:shd w:val="clear" w:fill="ffffff"/>
             <w:tcMar>
               <w:top w:w="20" w:type="dxa"/>
               <w:left w:w="0" w:type="dxa"/>
@@ -1922,6 +2012,7 @@
             </w:pPr>
             <w:r>
               <w:rPr>
+                <w:rFonts w:ascii="Arial" w:hAnsi="Arial" w:eastAsia="Malgun Gothic"/>
                 <w:color w:val="68737d"/>
                 <w:sz w:val="18"/>
               </w:rPr>
@@ -1938,6 +2029,7 @@
               <w:bottom w:val="none" w:color="000000" w:sz="2"/>
               <w:right w:val="none" w:color="000000" w:sz="2"/>
             </w:tcBorders>
+            <w:shd w:val="clear" w:fill="ffffff"/>
             <w:tcMar>
               <w:top w:w="20" w:type="dxa"/>
               <w:left w:w="0" w:type="dxa"/>
@@ -1960,6 +2052,7 @@
             </w:pPr>
             <w:r>
               <w:rPr>
+                <w:rFonts w:ascii="Arial" w:hAnsi="Arial" w:eastAsia="Malgun Gothic"/>
                 <w:b/>
                 <w:color w:val="1f2933"/>
                 <w:sz w:val="18"/>
@@ -1977,6 +2070,7 @@
               <w:bottom w:val="none" w:color="000000" w:sz="2"/>
               <w:right w:val="none" w:color="000000" w:sz="2"/>
             </w:tcBorders>
+            <w:shd w:val="clear" w:fill="ffffff"/>
             <w:tcMar>
               <w:top w:w="20" w:type="dxa"/>
               <w:left w:w="0" w:type="dxa"/>
@@ -2009,13 +2103,12 @@
         <w:widowControl w:val="off"/>
         <w:spacing w:after="80"/>
         <w:sectPr>
+          <w:footerReference w:type="default" r:id="rId2"/>
           <w:endnotePr>
             <w:pos w:val="docEnd"/>
             <w:numFmt w:val="decimal"/>
             <w:numRestart w:val="continuous"/>
           </w:endnotePr>
-          <w:footerReference r:id="rId1" w:type="default"/>
-          <w:footerReference r:id="rId3" w:type="default"/>
           <w:footnotePr>
             <w:numFmt w:val="decimal"/>
             <w:numRestart w:val="continuous"/>
@@ -2039,6 +2132,7 @@
       </w:pPr>
       <w:r>
         <w:rPr>
+          <w:rFonts w:ascii="Arial" w:hAnsi="Arial" w:eastAsia="Malgun Gothic"/>
           <w:b/>
           <w:color w:val="263a53"/>
           <w:sz w:val="16"/>
@@ -2059,6 +2153,7 @@
       </w:pPr>
       <w:r>
         <w:rPr>
+          <w:rFonts w:ascii="Arial" w:hAnsi="Arial" w:eastAsia="Malgun Gothic"/>
           <w:b/>
           <w:color w:val="1f2933"/>
           <w:sz w:val="44"/>
@@ -2074,10 +2169,11 @@
           <w:sz w:val="18"/>
         </w:rPr>
         <w:widowControl w:val="off"/>
-        <w:spacing w:after="200"/>
+        <w:spacing w:after="220"/>
       </w:pPr>
       <w:r>
         <w:rPr>
+          <w:rFonts w:ascii="Arial" w:hAnsi="Arial" w:eastAsia="Malgun Gothic"/>
           <w:color w:val="68737d"/>
           <w:sz w:val="18"/>
         </w:rPr>
@@ -2117,6 +2213,7 @@
               <w:bottom w:val="single" w:color="d6dadf" w:sz="5"/>
               <w:right w:val="none" w:color="000000" w:sz="2"/>
             </w:tcBorders>
+            <w:shd w:val="clear" w:fill="ffffff"/>
             <w:tcMar>
               <w:top w:w="0" w:type="dxa"/>
               <w:left w:w="0" w:type="dxa"/>
@@ -2140,6 +2237,7 @@
             </w:pPr>
             <w:r>
               <w:rPr>
+                <w:rFonts w:ascii="Arial" w:hAnsi="Arial" w:eastAsia="Malgun Gothic"/>
                 <w:b/>
                 <w:color w:val="263a53"/>
                 <w:sz w:val="16"/>
@@ -2157,6 +2255,7 @@
               <w:bottom w:val="single" w:color="d6dadf" w:sz="5"/>
               <w:right w:val="none" w:color="000000" w:sz="2"/>
             </w:tcBorders>
+            <w:shd w:val="clear" w:fill="ffffff"/>
             <w:tcMar>
               <w:top w:w="0" w:type="dxa"/>
               <w:left w:w="0" w:type="dxa"/>
@@ -2180,6 +2279,7 @@
             </w:pPr>
             <w:r>
               <w:rPr>
+                <w:rFonts w:ascii="Arial" w:hAnsi="Arial" w:eastAsia="Malgun Gothic"/>
                 <w:b/>
                 <w:color w:val="1f2933"/>
                 <w:sz w:val="28"/>
@@ -2198,13 +2298,14 @@
           <w:sz w:val="24"/>
         </w:rPr>
         <w:widowControl w:val="off"/>
-        <w:spacing w:before="100" w:after="120" w:line="360" w:lineRule="exact"/>
+        <w:spacing w:before="80" w:after="120" w:line="330" w:lineRule="exact"/>
         <w:jc w:val="both"/>
       </w:pPr>
       <w:r>
         <w:rPr>
+          <w:rFonts w:ascii="Arial" w:hAnsi="Arial" w:eastAsia="Malgun Gothic"/>
           <w:color w:val="1f2933"/>
-          <w:sz w:val="24"/>
+          <w:sz w:val="22"/>
         </w:rPr>
         <w:t>삼일회계법인에서 두 차례 XBRL 공시 업무를 수행하며 재무제표와 주석 정보가 검토되어 외부 이해관계자에게 전달되는 과정을 경험했습니다. 그 과정에서 작은 분류나 표시의 차이도 공시정보의 정확성에 영향을 줄 수 있음을 알게 되었고, 신뢰할 수 있는 재무정보가 시장에 전달되기 위해서는 이를 독립적으로 검토하는 감사인의 역할이 중요하다고 생각하게 되었습니다.</w:t>
       </w:r>
@@ -2217,13 +2318,14 @@
           <w:sz w:val="24"/>
         </w:rPr>
         <w:widowControl w:val="off"/>
-        <w:spacing w:before="100" w:after="160" w:line="360" w:lineRule="exact"/>
+        <w:spacing w:before="80" w:after="200" w:line="330" w:lineRule="exact"/>
         <w:jc w:val="both"/>
       </w:pPr>
       <w:r>
         <w:rPr>
+          <w:rFonts w:ascii="Arial" w:hAnsi="Arial" w:eastAsia="Malgun Gothic"/>
           <w:color w:val="1f2933"/>
-          <w:sz w:val="24"/>
+          <w:sz w:val="22"/>
         </w:rPr>
         <w:t>저는 다양한 기업의 감사현장에서 회계기준과 감사절차가 실제 거래와 재무정보에 어떻게 적용되는지 경험하며 감사 실무의 기본기를 쌓고 싶습니다. 공인회계사 시험을 통해 갖춘 회계지식과 XBRL 업무에서 쌓은 재무제표·주석 검토 경험을 바탕으로 맡은 일의 목적과 근거를 정확히 이해하며 수행하겠습니다. 또한 담당 기업의 주요 거래와 관련 회계기준을 실제 재무제표와 실무 사례에 대조해 학습하고, 각 감사절차의 목적과 대응하는 위험을 연결해 생각하는 습관을 갖추겠습니다.</w:t>
       </w:r>
@@ -2261,6 +2363,7 @@
               <w:bottom w:val="single" w:color="d6dadf" w:sz="5"/>
               <w:right w:val="none" w:color="000000" w:sz="2"/>
             </w:tcBorders>
+            <w:shd w:val="clear" w:fill="ffffff"/>
             <w:tcMar>
               <w:top w:w="0" w:type="dxa"/>
               <w:left w:w="0" w:type="dxa"/>
@@ -2284,6 +2387,7 @@
             </w:pPr>
             <w:r>
               <w:rPr>
+                <w:rFonts w:ascii="Arial" w:hAnsi="Arial" w:eastAsia="Malgun Gothic"/>
                 <w:b/>
                 <w:color w:val="263a53"/>
                 <w:sz w:val="16"/>
@@ -2301,6 +2405,7 @@
               <w:bottom w:val="single" w:color="d6dadf" w:sz="5"/>
               <w:right w:val="none" w:color="000000" w:sz="2"/>
             </w:tcBorders>
+            <w:shd w:val="clear" w:fill="ffffff"/>
             <w:tcMar>
               <w:top w:w="0" w:type="dxa"/>
               <w:left w:w="0" w:type="dxa"/>
@@ -2324,6 +2429,7 @@
             </w:pPr>
             <w:r>
               <w:rPr>
+                <w:rFonts w:ascii="Arial" w:hAnsi="Arial" w:eastAsia="Malgun Gothic"/>
                 <w:b/>
                 <w:color w:val="1f2933"/>
                 <w:sz w:val="28"/>
@@ -2342,13 +2448,14 @@
           <w:sz w:val="24"/>
         </w:rPr>
         <w:widowControl w:val="off"/>
-        <w:spacing w:before="100" w:after="160" w:line="360" w:lineRule="exact"/>
+        <w:spacing w:before="80" w:after="200" w:line="330" w:lineRule="exact"/>
         <w:jc w:val="both"/>
       </w:pPr>
       <w:r>
         <w:rPr>
+          <w:rFonts w:ascii="Arial" w:hAnsi="Arial" w:eastAsia="Malgun Gothic"/>
           <w:color w:val="1f2933"/>
-          <w:sz w:val="24"/>
+          <w:sz w:val="22"/>
         </w:rPr>
         <w:t>저는 새로운 환경에서도 먼저 사람들에게 다가가며 비교적 빠르게 적응하는 편입니다. 처음 만나는 사람과 대화를 나누는 데 부담이 크지 않고, 자연스럽게 관계를 형성하며 조직에 녹아드는 것이 제 성격의 장점입니다. 대학 시절에는 경영독서토론회에서 약 1년 반 동안 활동하며 학회장을 맡았고, 삼일회계법인 인턴 당시에도 함께 근무한 동기들과 빠르게 가까워질 수 있었습니다. 당시 알게 된 동기들과는 인턴이 끝난 이후에도 연락을 이어가며 업무와 진로에 관한 정보를 나누고 서로 도움을 주고받고 있습니다. 이러한 성향을 바탕으로 새로운 팀에서도 먼저 주변과 소통하며 원활하게 협업할 수 있다고 생각합니다.</w:t>
       </w:r>
@@ -2386,6 +2493,7 @@
               <w:bottom w:val="single" w:color="d6dadf" w:sz="5"/>
               <w:right w:val="none" w:color="000000" w:sz="2"/>
             </w:tcBorders>
+            <w:shd w:val="clear" w:fill="ffffff"/>
             <w:tcMar>
               <w:top w:w="0" w:type="dxa"/>
               <w:left w:w="0" w:type="dxa"/>
@@ -2409,6 +2517,7 @@
             </w:pPr>
             <w:r>
               <w:rPr>
+                <w:rFonts w:ascii="Arial" w:hAnsi="Arial" w:eastAsia="Malgun Gothic"/>
                 <w:b/>
                 <w:color w:val="263a53"/>
                 <w:sz w:val="16"/>
@@ -2426,6 +2535,7 @@
               <w:bottom w:val="single" w:color="d6dadf" w:sz="5"/>
               <w:right w:val="none" w:color="000000" w:sz="2"/>
             </w:tcBorders>
+            <w:shd w:val="clear" w:fill="ffffff"/>
             <w:tcMar>
               <w:top w:w="0" w:type="dxa"/>
               <w:left w:w="0" w:type="dxa"/>
@@ -2449,6 +2559,7 @@
             </w:pPr>
             <w:r>
               <w:rPr>
+                <w:rFonts w:ascii="Arial" w:hAnsi="Arial" w:eastAsia="Malgun Gothic"/>
                 <w:b/>
                 <w:color w:val="1f2933"/>
                 <w:sz w:val="28"/>
@@ -2467,13 +2578,14 @@
           <w:sz w:val="24"/>
         </w:rPr>
         <w:widowControl w:val="off"/>
-        <w:spacing w:before="100" w:after="120" w:line="360" w:lineRule="exact"/>
+        <w:spacing w:before="80" w:after="120" w:line="330" w:lineRule="exact"/>
         <w:jc w:val="both"/>
       </w:pPr>
       <w:r>
         <w:rPr>
+          <w:rFonts w:ascii="Arial" w:hAnsi="Arial" w:eastAsia="Malgun Gothic"/>
           <w:color w:val="1f2933"/>
-          <w:sz w:val="24"/>
+          <w:sz w:val="22"/>
         </w:rPr>
         <w:t>저는 시간이 오래 걸리는 일도 계획을 세우고 꾸준히 이어가 끝까지 마무리하는 편입니다. 공인회계사 시험을 준비하면서 과목별 학습계획을 세우고 부족한 부분을 점검하며 긴 수험기간을 이어간 끝에 최종 합격했습니다. 합격 이후에도 새로운 역량을 익히기 위해 빅데이터분석기사를 준비하며 Python과 데이터 분석을 학습해 자격을 취득했습니다. 새로운 내용을 한 번에 익히기보다 필요한 부분을 단계적으로 학습해 제 것으로 만드는 것이 저의 강점입니다.</w:t>
       </w:r>
@@ -2486,18 +2598,20 @@
           <w:sz w:val="24"/>
         </w:rPr>
         <w:widowControl w:val="off"/>
-        <w:spacing w:before="100" w:line="360" w:lineRule="exact"/>
+        <w:spacing w:before="80" w:line="330" w:lineRule="exact" w:after="0"/>
         <w:jc w:val="both"/>
       </w:pPr>
       <w:r>
         <w:rPr>
+          <w:rFonts w:ascii="Arial" w:hAnsi="Arial" w:eastAsia="Malgun Gothic"/>
           <w:color w:val="1f2933"/>
-          <w:sz w:val="24"/>
+          <w:sz w:val="22"/>
         </w:rPr>
-        <w:t>반면 일을 빨리 처리하려는 마음이 앞서는 경우가 있습니다. 첫 번째 삼일회계법인 인턴 당시 담당자의 구체적인 처리 지시를 충분히 파악하지 않은 채 기존의 법인 표준 방식으로 작업을 진행했다가, 담당자가 요청한 방식과 차이가 있어 일부 내용을 수정한 경험이 있습니다. 이후에는 일을 시작하기 전에 목적과 요구사항, 처리방식을 먼저 살피고 모호한 부분은 담당자에게 질문한 뒤 진행하는 습관을 들였습니다. 이를 통해 빠르게 처리하는 것보다 처음부터 방향을 정확히 이해하는 것이 결과적으로 더 효율적이라는 점을 배우고 보완해가고 있습니다.</w:t>
+        <w:t>반면 일을 빨리 처리하려는 마음이 앞서는 경우가 있습니다. 첫 번째 삼일회계법인 인턴 당시 담당자의 구체적인 처리 지시를 충분히 파악하지 않은 채 기존의 법인 표준 방식으로 작업을 진행했다가, 담당자가 요청한 방식과 차이가 있어 일부 내용을 수정한 경험이 있습니다. 이후에는 일을 시작하기 전에 목적과 요구사항, 처리방식을 먼저 살피고 모호한 부분은 담당자에게 질문한 뒤 진행하는 습관을 들였습니다. 이를 통해 빠르게 처리하는 것보다 처음부터 방향을 정확히 이해하는 것이 결과적으로 더 효율적이라는 점을 배우고 보완하겠습니다.</w:t>
       </w:r>
     </w:p>
     <w:sectPr>
+      <w:footerReference w:type="default" r:id="rId1"/>
       <w:endnotePr>
         <w:pos w:val="docEnd"/>
         <w:numFmt w:val="decimal"/>
@@ -2515,7 +2629,7 @@
 </w:document>
 </file>
 
-<file path=word/footer5.xml><?xml version="1.0" encoding="utf-8"?>
+<file path=word/footer3.xml><?xml version="1.0" encoding="utf-8"?>
 <w:ftr xmlns:r="http://schemas.openxmlformats.org/officeDocument/2006/relationships" xmlns:c="http://schemas.openxmlformats.org/drawingml/2006/chart" xmlns:a="http://schemas.openxmlformats.org/drawingml/2006/main" xmlns:pic="http://schemas.openxmlformats.org/drawingml/2006/picture" xmlns:wp="http://schemas.openxmlformats.org/drawingml/2006/wordprocessingDrawing" xmlns:w="http://schemas.openxmlformats.org/wordprocessingml/2006/main" xmlns:m="http://schemas.openxmlformats.org/officeDocument/2006/math" xmlns:v="urn:schemas-microsoft-com:vml" xmlns:o="urn:schemas-microsoft-com:office:office" xmlns:wvml="urn:schemas-microsoft-com:office:word">
   <w:p>
     <w:pPr>
@@ -2537,7 +2651,7 @@
         <w:color w:val="68737d"/>
         <w:sz w:val="14"/>
       </w:rPr>
-      <w:t>입사지원서 · 김경식</w:t>
+      <w:t>자기소개서 · 김경식</w:t>
     </w:r>
     <w:r>
       <w:tab/>
@@ -2545,13 +2659,13 @@
         <w:color w:val="68737d"/>
         <w:sz w:val="14"/>
       </w:rPr>
-      <w:t>1 / 2</w:t>
+      <w:t>2 / 2</w:t>
     </w:r>
   </w:p>
 </w:ftr>
 </file>
 
-<file path=word/footer6.xml><?xml version="1.0" encoding="utf-8"?>
+<file path=word/footer4.xml><?xml version="1.0" encoding="utf-8"?>
 <w:ftr xmlns:r="http://schemas.openxmlformats.org/officeDocument/2006/relationships" xmlns:c="http://schemas.openxmlformats.org/drawingml/2006/chart" xmlns:a="http://schemas.openxmlformats.org/drawingml/2006/main" xmlns:pic="http://schemas.openxmlformats.org/drawingml/2006/picture" xmlns:wp="http://schemas.openxmlformats.org/drawingml/2006/wordprocessingDrawing" xmlns:w="http://schemas.openxmlformats.org/wordprocessingml/2006/main" xmlns:m="http://schemas.openxmlformats.org/officeDocument/2006/math" xmlns:v="urn:schemas-microsoft-com:vml" xmlns:o="urn:schemas-microsoft-com:office:office" xmlns:wvml="urn:schemas-microsoft-com:office:word">
   <w:p>
     <w:pPr>
@@ -2573,7 +2687,7 @@
         <w:color w:val="68737d"/>
         <w:sz w:val="14"/>
       </w:rPr>
-      <w:t>자기소개서 · 김경식</w:t>
+      <w:t>입사지원서 · 김경식</w:t>
     </w:r>
     <w:r>
       <w:tab/>
@@ -2581,7 +2695,7 @@
         <w:color w:val="68737d"/>
         <w:sz w:val="14"/>
       </w:rPr>
-      <w:t>2 / 2</w:t>
+      <w:t>1 / 2</w:t>
     </w:r>
   </w:p>
 </w:ftr>
@@ -2590,48 +2704,177 @@
 <file path=word/numbering.xml><?xml version="1.0" encoding="utf-8"?>
 <w:numbering xmlns:r="http://schemas.openxmlformats.org/officeDocument/2006/relationships" xmlns:c="http://schemas.openxmlformats.org/drawingml/2006/chart" xmlns:a="http://schemas.openxmlformats.org/drawingml/2006/main" xmlns:pic="http://schemas.openxmlformats.org/drawingml/2006/picture" xmlns:wp="http://schemas.openxmlformats.org/drawingml/2006/wordprocessingDrawing" xmlns:w="http://schemas.openxmlformats.org/wordprocessingml/2006/main" xmlns:m="http://schemas.openxmlformats.org/officeDocument/2006/math" xmlns:v="urn:schemas-microsoft-com:vml" xmlns:o="urn:schemas-microsoft-com:office:office" xmlns:wvml="urn:schemas-microsoft-com:office:word">
   <w:abstractNum w:abstractNumId="228">
-    <w:multiLevelType w:val="hybridMultilevel"/>
+    <w:multiLevelType w:val="multilevel"/>
     <w:lvl w:ilvl="0">
       <w:start w:val="1"/>
-      <w:numFmt w:val="bullet"/>
+      <w:numFmt w:val="decimal"/>
       <w:suff w:val="space"/>
       <w:lvlText w:val="·"/>
       <w:lvlJc w:val="left"/>
+      <w:pStyle w:val="28"/>
       <w:rPr>
         <w:rFonts w:ascii="Symbol" w:hAnsi="Symbol" w:eastAsia="한컴바탕"/>
         <w:color w:val="000000"/>
         <w:sz w:val="20"/>
       </w:rPr>
+    </w:lvl>
+    <w:lvl w:ilvl="1">
+      <w:start w:val="1"/>
+      <w:numFmt w:val="decimal"/>
+      <w:suff w:val="space"/>
+      <w:lvlText w:val="%1.%1."/>
+      <w:lvlJc w:val="left"/>
+    </w:lvl>
+    <w:lvl w:ilvl="2">
+      <w:start w:val="1"/>
+      <w:numFmt w:val="decimal"/>
+      <w:suff w:val="space"/>
+      <w:lvlText w:val="%1.%1.%1."/>
+      <w:lvlJc w:val="left"/>
+    </w:lvl>
+    <w:lvl w:ilvl="3">
+      <w:start w:val="1"/>
+      <w:numFmt w:val="decimal"/>
+      <w:suff w:val="space"/>
+      <w:lvlText w:val="%1.%1.%1.%1."/>
+      <w:lvlJc w:val="left"/>
+    </w:lvl>
+    <w:lvl w:ilvl="4">
+      <w:start w:val="1"/>
+      <w:numFmt w:val="decimal"/>
+      <w:suff w:val="space"/>
+      <w:lvlText w:val="%1.%1.%1.%1.%1."/>
+      <w:lvlJc w:val="left"/>
+    </w:lvl>
+    <w:lvl w:ilvl="5">
+      <w:start w:val="1"/>
+      <w:numFmt w:val="decimal"/>
+      <w:suff w:val="space"/>
+      <w:lvlText w:val="%1.%1.%1.%1.%1.%1."/>
+      <w:lvlJc w:val="left"/>
+    </w:lvl>
+    <w:lvl w:ilvl="6">
+      <w:start w:val="1"/>
+      <w:numFmt w:val="decimal"/>
+      <w:suff w:val="space"/>
+      <w:lvlText w:val="%1.%1.%1.%1.%1.%1.%1."/>
+      <w:lvlJc w:val="left"/>
     </w:lvl>
   </w:abstractNum>
   <w:abstractNum w:abstractNumId="229">
-    <w:multiLevelType w:val="hybridMultilevel"/>
+    <w:multiLevelType w:val="multilevel"/>
     <w:lvl w:ilvl="0">
       <w:start w:val="1"/>
-      <w:numFmt w:val="bullet"/>
+      <w:numFmt w:val="decimal"/>
       <w:suff w:val="space"/>
       <w:lvlText w:val="·"/>
       <w:lvlJc w:val="left"/>
+      <w:pStyle w:val="29"/>
       <w:rPr>
         <w:rFonts w:ascii="Symbol" w:hAnsi="Symbol" w:eastAsia="한컴바탕"/>
         <w:color w:val="000000"/>
         <w:sz w:val="20"/>
       </w:rPr>
+    </w:lvl>
+    <w:lvl w:ilvl="1">
+      <w:start w:val="1"/>
+      <w:numFmt w:val="decimal"/>
+      <w:suff w:val="space"/>
+      <w:lvlText w:val="%1.%1."/>
+      <w:lvlJc w:val="left"/>
+    </w:lvl>
+    <w:lvl w:ilvl="2">
+      <w:start w:val="1"/>
+      <w:numFmt w:val="decimal"/>
+      <w:suff w:val="space"/>
+      <w:lvlText w:val="%1.%1.%1."/>
+      <w:lvlJc w:val="left"/>
+    </w:lvl>
+    <w:lvl w:ilvl="3">
+      <w:start w:val="1"/>
+      <w:numFmt w:val="decimal"/>
+      <w:suff w:val="space"/>
+      <w:lvlText w:val="%1.%1.%1.%1."/>
+      <w:lvlJc w:val="left"/>
+    </w:lvl>
+    <w:lvl w:ilvl="4">
+      <w:start w:val="1"/>
+      <w:numFmt w:val="decimal"/>
+      <w:suff w:val="space"/>
+      <w:lvlText w:val="%1.%1.%1.%1.%1."/>
+      <w:lvlJc w:val="left"/>
+    </w:lvl>
+    <w:lvl w:ilvl="5">
+      <w:start w:val="1"/>
+      <w:numFmt w:val="decimal"/>
+      <w:suff w:val="space"/>
+      <w:lvlText w:val="%1.%1.%1.%1.%1.%1."/>
+      <w:lvlJc w:val="left"/>
+    </w:lvl>
+    <w:lvl w:ilvl="6">
+      <w:start w:val="1"/>
+      <w:numFmt w:val="decimal"/>
+      <w:suff w:val="space"/>
+      <w:lvlText w:val="%1.%1.%1.%1.%1.%1.%1."/>
+      <w:lvlJc w:val="left"/>
     </w:lvl>
   </w:abstractNum>
   <w:abstractNum w:abstractNumId="230">
-    <w:multiLevelType w:val="hybridMultilevel"/>
+    <w:multiLevelType w:val="multilevel"/>
     <w:lvl w:ilvl="0">
       <w:start w:val="1"/>
-      <w:numFmt w:val="bullet"/>
+      <w:numFmt w:val="decimal"/>
       <w:suff w:val="space"/>
       <w:lvlText w:val="·"/>
       <w:lvlJc w:val="left"/>
+      <w:pStyle w:val="30"/>
       <w:rPr>
         <w:rFonts w:ascii="Symbol" w:hAnsi="Symbol" w:eastAsia="한컴바탕"/>
         <w:color w:val="000000"/>
         <w:sz w:val="20"/>
       </w:rPr>
+    </w:lvl>
+    <w:lvl w:ilvl="1">
+      <w:start w:val="1"/>
+      <w:numFmt w:val="decimal"/>
+      <w:suff w:val="space"/>
+      <w:lvlText w:val="%1.%1."/>
+      <w:lvlJc w:val="left"/>
+    </w:lvl>
+    <w:lvl w:ilvl="2">
+      <w:start w:val="1"/>
+      <w:numFmt w:val="decimal"/>
+      <w:suff w:val="space"/>
+      <w:lvlText w:val="%1.%1.%1."/>
+      <w:lvlJc w:val="left"/>
+    </w:lvl>
+    <w:lvl w:ilvl="3">
+      <w:start w:val="1"/>
+      <w:numFmt w:val="decimal"/>
+      <w:suff w:val="space"/>
+      <w:lvlText w:val="%1.%1.%1.%1."/>
+      <w:lvlJc w:val="left"/>
+    </w:lvl>
+    <w:lvl w:ilvl="4">
+      <w:start w:val="1"/>
+      <w:numFmt w:val="decimal"/>
+      <w:suff w:val="space"/>
+      <w:lvlText w:val="%1.%1.%1.%1.%1."/>
+      <w:lvlJc w:val="left"/>
+    </w:lvl>
+    <w:lvl w:ilvl="5">
+      <w:start w:val="1"/>
+      <w:numFmt w:val="decimal"/>
+      <w:suff w:val="space"/>
+      <w:lvlText w:val="%1.%1.%1.%1.%1.%1."/>
+      <w:lvlJc w:val="left"/>
+    </w:lvl>
+    <w:lvl w:ilvl="6">
+      <w:start w:val="1"/>
+      <w:numFmt w:val="decimal"/>
+      <w:suff w:val="space"/>
+      <w:lvlText w:val="%1.%1.%1.%1.%1.%1.%1."/>
+      <w:lvlJc w:val="left"/>
     </w:lvl>
   </w:abstractNum>
   <w:abstractNum w:abstractNumId="234">
@@ -3559,7 +3802,7 @@
       <w:wordWrap w:val="1"/>
     </w:pPr>
     <w:rPr>
-      <w:rFonts w:ascii="NanumBarunGothic" w:hAnsi="NanumBarunGothic" w:eastAsia="NanumBarunGothic"/>
+      <w:rFonts w:ascii="Arial" w:hAnsi="Arial" w:eastAsia="Malgun Gothic"/>
       <w:color w:val="000000"/>
       <w:sz w:val="20"/>
     </w:rPr>
@@ -3658,7 +3901,7 @@
       <w:rFonts w:ascii="Cambria" w:hAnsi="Cambria" w:eastAsia="맑은 고딕"/>
       <w:b/>
       <w:color w:val="000000"/>
-      <w:spacing w:val="4"/>
+      <w:spacing w:val="2"/>
       <w:sz w:val="22"/>
     </w:rPr>
   </w:style>
@@ -3842,7 +4085,7 @@
       <w:rFonts w:ascii="Cambria" w:hAnsi="Cambria" w:eastAsia="맑은 고딕"/>
       <w:b/>
       <w:color w:val="c0504d"/>
-      <w:spacing w:val="4"/>
+      <w:spacing w:val="2"/>
       <w:sz w:val="22"/>
       <w:u w:val="single" w:color="c0504d"/>
     </w:rPr>
@@ -4257,7 +4500,7 @@
       <w:rFonts w:ascii="NanumBarunGothic" w:hAnsi="NanumBarunGothic" w:eastAsia="NanumBarunGothic"/>
       <w:i/>
       <w:color w:val="4f81bd"/>
-      <w:spacing w:val="14"/>
+      <w:spacing w:val="12"/>
       <w:sz w:val="24"/>
     </w:rPr>
   </w:style>
@@ -4268,7 +4511,7 @@
       <w:rFonts w:ascii="Calibri" w:hAnsi="Calibri" w:eastAsia="맑은 고딕"/>
       <w:i/>
       <w:color w:val="4f81bd"/>
-      <w:spacing w:val="14"/>
+      <w:spacing w:val="12"/>
       <w:sz w:val="24"/>
     </w:rPr>
   </w:style>
@@ -4306,7 +4549,6 @@
       <w:ind w:left="0" w:right="0" w:firstLine="0"/>
       <w:jc w:val="left"/>
       <w:textAlignment w:val="baseline"/>
-      <w:outlineLvl w:val="0"/>
       <w:numPr>
         <w:numId w:val="248"/>
         <w:ilvl w:val="0"/>
@@ -4437,7 +4679,6 @@
       <w:ind w:left="0" w:right="0" w:firstLine="0"/>
       <w:jc w:val="left"/>
       <w:textAlignment w:val="baseline"/>
-      <w:outlineLvl w:val="0"/>
       <w:numPr>
         <w:numId w:val="254"/>
         <w:ilvl w:val="0"/>
@@ -4465,7 +4706,6 @@
       <w:ind w:left="0" w:right="0" w:firstLine="0"/>
       <w:jc w:val="left"/>
       <w:textAlignment w:val="baseline"/>
-      <w:outlineLvl w:val="1"/>
       <w:numPr>
         <w:numId w:val="255"/>
         <w:ilvl w:val="1"/>
@@ -4493,7 +4733,6 @@
       <w:ind w:left="0" w:right="0" w:firstLine="0"/>
       <w:jc w:val="left"/>
       <w:textAlignment w:val="baseline"/>
-      <w:outlineLvl w:val="2"/>
       <w:numPr>
         <w:numId w:val="256"/>
         <w:ilvl w:val="2"/>
@@ -4521,7 +4760,6 @@
       <w:ind w:left="0" w:right="0" w:firstLine="0"/>
       <w:jc w:val="left"/>
       <w:textAlignment w:val="baseline"/>
-      <w:outlineLvl w:val="3"/>
       <w:numPr>
         <w:numId w:val="257"/>
         <w:ilvl w:val="3"/>
@@ -4550,7 +4788,6 @@
       <w:ind w:left="0" w:right="0" w:firstLine="0"/>
       <w:jc w:val="left"/>
       <w:textAlignment w:val="baseline"/>
-      <w:outlineLvl w:val="4"/>
       <w:numPr>
         <w:numId w:val="258"/>
         <w:ilvl w:val="4"/>
@@ -4577,7 +4814,6 @@
       <w:ind w:left="0" w:right="0" w:firstLine="0"/>
       <w:jc w:val="left"/>
       <w:textAlignment w:val="baseline"/>
-      <w:outlineLvl w:val="5"/>
       <w:numPr>
         <w:numId w:val="259"/>
         <w:ilvl w:val="5"/>
@@ -4605,7 +4841,6 @@
       <w:ind w:left="0" w:right="0" w:firstLine="0"/>
       <w:jc w:val="left"/>
       <w:textAlignment w:val="baseline"/>
-      <w:outlineLvl w:val="6"/>
       <w:numPr>
         <w:numId w:val="260"/>
         <w:ilvl w:val="6"/>
